--- a/docs/copilot/knowledge/Formatos_de_Respuesta.docx
+++ b/docs/copilot/knowledge/Formatos_de_Respuesta.docx
@@ -3568,7 +3568,7 @@
           <w:color w:val="1A1A1A"/>
           <w:sz w:val="17"/>
         </w:rPr>
-        <w:t>Detalle — flota 980E Antamina (matriz por componente): SOLO equipos con ≥1 crítico (NumCrit&gt;0); los de solo precaución se resumen al pie «(+N en precaución — pide 'precauciones')». Equipos con más críticos arriba.</w:t>
+        <w:t>Detalle — flota 980E (matriz por componente) — 3 VARIANTES: (a) «detalle»/«solo críticos» = SOLO equipos con ≥1 crítico (NumCrit&gt;0); los de solo precaución al pie «(+N — pide 'precauciones')». (b) «detalle de TODOS»/«completo» = crít🟥 + prec🟨, todo lo observado (Venn, sin filtro). (c) «precauciones» = NumPrec&gt;0 = equipos con ≥1 precaución, mostrando TAMBIÉN sus críticos al lado (Venn/intersección). Equipos con más críticos arriba.</w:t>
       </w:r>
     </w:p>
     <w:p>

--- a/docs/copilot/knowledge/Formatos_de_Respuesta.docx
+++ b/docs/copilot/knowledge/Formatos_de_Respuesta.docx
@@ -3568,7 +3568,7 @@
           <w:color w:val="1A1A1A"/>
           <w:sz w:val="17"/>
         </w:rPr>
-        <w:t>Detalle — flota 980E (matriz por componente) — 3 VARIANTES: (a) «detalle»/«solo críticos» = SOLO equipos con ≥1 crítico (NumCrit&gt;0); los de solo precaución al pie «(+N — pide 'precauciones')». (b) «detalle de TODOS»/«completo» = crít🟥 + prec🟨, todo lo observado (Venn, sin filtro). (c) «precauciones» = NumPrec&gt;0 = equipos con ≥1 precaución, mostrando TAMBIÉN sus críticos al lado (Venn/intersección). Equipos con más críticos arriba.</w:t>
+        <w:t>Detalle — flota 980E (matriz por componente) — el FILTRO depende de la PALABRA (la clave es «solo»): «solo críticos» = SOLO componentes 🟥 (Estado_General='CRITICO'); «solo precauciones» = SOLO 🟨 (Estado_General='PRECAUCION'); «precauciones» (SIN «solo») = 🟨 con énfasis + los críticos que salgan al lado de esos equipos (Venn/intersección, NumPrec&gt;0); «detalle de todos»/«completo»/«(los) críticos» = TODO lo observado 🟥+🟨 (sin filtro). Equipos con más críticos arriba.</w:t>
       </w:r>
     </w:p>
     <w:p>

--- a/docs/copilot/knowledge/Formatos_de_Respuesta.docx
+++ b/docs/copilot/knowledge/Formatos_de_Respuesta.docx
@@ -1542,7 +1542,7 @@
           <w:color w:val="1A1A1A"/>
           <w:sz w:val="17"/>
         </w:rPr>
-        <w:t>⚖️ FUENTE Y PESO: el detalle viene de la vista vw_TendenciaElemento (re-delegada con el compartimiento EXACTO), 1 fila por parámetro con d1..d6 = los 6 valores cronológicos, cada uno con MARCADOR :C/:P (conviértelo a 🟥/🟨 al pintar; informativos con Inf=1 llevan  inf ), más LP, LC, Prom, Sigma, Tendencia. Pinta: |Par.|LP|LC| + las 6 fechas del PASO 1 como encabezado, mapeando d1→1ª fecha … d6→última. POR DEFECTO solo las filas EsRelevante=1 (superan umbral; típico 4-8, NO las 17). La matriz COMPLETA de los 4 grupos (abajo) va SOLO si piden «todos los parámetros / matriz completa». Mantén 1 gráfico ASCII (métrica top) + tabla |Par.|Prom.|σ| (de la vista) + 🔧 recom. (última muestra). ⛔ NO recalcules el estado ni pivotes filas crudas: el marcador :C/:P ya viene hecho, solo conviértelo a chip. NUEVO: trae también Acumulado (Σvida = Σ del ppm del metal en TODAS las muestras no-DDI registradas del componente — proxy de desgaste/exposición acumulada en la vida del componente) y NmAcum (nº de muestras sumadas). Píntala como «Σvida» = «valor (NmAcum)» en el Resumen estadístico. ⚠ Solo tiene sentido para metales de desgaste (Fe, PQ, Cr, Ni, Cu, Pb, Sn, Al); ⛔ omite Σvida para V100/TBN (la suma de viscosidad/TBN no es interpretable).</w:t>
+        <w:t>⚖️ FUENTE Y PESO: el detalle viene de la vista vw_TendenciaElemento (re-delegada con el compartimiento EXACTO), 1 fila por parámetro con d1..d6 = los 6 valores cronológicos, cada uno con MARCADOR :C/:P (conviértelo a 🟥/🟨 al pintar), más LP, LC, Prom, Sigma, Tendencia. Pinta: |Par.|LP|LC| + las 6 fechas del PASO 1 como encabezado, mapeando d1→1ª fecha … d6→última. POR DEFECTO solo las filas EsRelevante=1 (superan umbral; típico 4-8, NO las 17). La matriz COMPLETA de los 4 grupos (abajo) va SOLO si piden «todos los parámetros / matriz completa». Mantén 1 gráfico ASCII (métrica top) + tabla |Par.|Prom.|σ| (de la vista) + 🔧 recom. (última muestra). ⛔ NO recalcules el estado ni pivotes filas crudas: el marcador :C/:P ya viene hecho, solo conviértelo a chip. NUEVO: trae también Acumulado (Σvida = Σ del ppm del metal en TODAS las muestras no-DDI registradas del componente — proxy de desgaste/exposición acumulada en la vida del componente) y NmAcum (nº de muestras sumadas). Píntala como «Σvida» = «valor (NmAcum)» en el Resumen estadístico. ⚠ Solo tiene sentido para metales de desgaste (Fe, PQ, Cr, Ni, Cu, Pb, Sn, Al); ⛔ omite Σvida para V100/TBN (la suma de viscosidad/TBN no es interpretable).</w:t>
       </w:r>
     </w:p>
     <w:p>
@@ -2239,7 +2239,7 @@
           <w:color w:val="1A1A1A"/>
           <w:sz w:val="17"/>
         </w:rPr>
-        <w:t>| Zn | 33.5 | 65.8 | 570.1 (17) inf | picos anómalos 23-May y 08-Jun |</w:t>
+        <w:t>| Zn | 33.5 | 65.8 | 570.1 (17) | picos anómalos 23-May y 08-Jun |</w:t>
       </w:r>
     </w:p>
     <w:p>
@@ -2971,7 +2971,7 @@
           <w:rFonts w:ascii="Consolas" w:hAnsi="Consolas"/>
           <w:sz w:val="17"/>
         </w:rPr>
-        <w:t>Reglas: cada celda = valor con chip pegado (🟥 &gt; LC, 🟨 &gt; LP, 🟩 se deja limpio); «—» si el parámetro NO es relevante para ese componente o no hay dato. Muestra SOLO los params relevantes por componente — MT: Fe,PQ,Cr,Ni,Cu,Pb,Sn,Al,Si,Ca,Zn,K,B,P,Mg,V100,TBN · Hidráulico: Fe,Si,Cu,Al · Rueda Del.: Fe,PQ,Ni,Cu · Motor: Fe,Cu,Al,TBN. Informativos (Ca/Zn/K/Mg) con sufijo «inf». ⛔ NO columnas LP/LC (el chip ya da el estado). Ordena componentes lógicamente (MT LH/RH, Rueda LH/RH, Motor, Hidr.). Componentes sin nombre (NULL) NO van. ⛔ ANTI-CORTE (la tabla completa es muy grande y se corta): POR DEFECTO muestra SOLO las filas de parámetros con ≥1 valor fuera de límite (🟥/🟨) en algún componente, más «Fec./Hor.Comp./CM/Est.Gen.»; OMITE las filas OK en TODOS los componentes y cierra con «(+N parámetros dentro de límite — pide 'todos los metales')». ADEMÁS por COMPONENTES: el SELECT por defecto trae SOLO componentes observados (Estado≠OK) → muestra esas columnas + línea «resto: N comp. en OK»; SOLO «todos/completo» trae TODOS los componentes y parámetros (panel completo). UNA sola tabla (⛔ NO secciones separadas por componente), info compacta, recomendaciones breves. ⛔ COLUMNAS = SOLO los componentes OBSERVADOS que trae el SELECT (típico 1-3); NUNCA los 6 — la tabla de 6 columnas es la que SE CORTA. «X de N» con NumCompObs/NumCompTotal.</w:t>
+        <w:t>Reglas: cada celda = valor con chip pegado (🟥 &gt; LC, 🟨 &gt; LP, 🟩 se deja limpio); «—» si el parámetro NO es relevante para ese componente o no hay dato. Muestra SOLO los params relevantes por componente — MT: Fe,PQ,Cr,Ni,Cu,Pb,Sn,Al,Si,Ca,Zn,K,B,P,Mg,V100,TBN · Hidráulico: Fe,Si,Cu,Al · Rueda Del.: Fe,PQ,Ni,Cu · Motor: Fe,Cu,Al,TBN. Informativos (Ca/Zn/K/Mg) llevan chip pero NO alteran el Estado. ⛔ NO columnas LP/LC (el chip ya da el estado). Ordena componentes lógicamente (MT LH/RH, Rueda LH/RH, Motor, Hidr.). Componentes sin nombre (NULL) NO van. ⛔ ANTI-CORTE (la tabla completa es muy grande y se corta): POR DEFECTO muestra SOLO las filas de parámetros con ≥1 valor fuera de límite (🟥/🟨) en algún componente, más «Fec./Hor.Comp./CM/Est.Gen.»; OMITE las filas OK en TODOS los componentes y cierra con «(+N parámetros dentro de límite — pide 'todos los metales')». ADEMÁS por COMPONENTES: el SELECT por defecto trae SOLO componentes observados (Estado≠OK) → muestra esas columnas + línea «resto: N comp. en OK»; SOLO «todos/completo» trae TODOS los componentes y parámetros (panel completo). UNA sola tabla (⛔ NO secciones separadas por componente), info compacta, recomendaciones breves. ⛔ COLUMNAS = SOLO los componentes OBSERVADOS que trae el SELECT (típico 1-3); NUNCA los 6 — la tabla de 6 columnas es la que SE CORTA. «X de N» con NumCompObs/NumCompTotal.</w:t>
       </w:r>
     </w:p>
     <w:p>
@@ -3211,7 +3211,7 @@
           <w:rFonts w:ascii="Consolas" w:hAnsi="Consolas"/>
           <w:sz w:val="17"/>
         </w:rPr>
-        <w:t>| **Contam. (informativos)** | | |</w:t>
+        <w:t>| **Contam.** | | |</w:t>
       </w:r>
     </w:p>
     <w:p>
@@ -3221,7 +3221,7 @@
           <w:rFonts w:ascii="Consolas" w:hAnsi="Consolas"/>
           <w:sz w:val="17"/>
         </w:rPr>
-        <w:t>| Ca | 15.7 inf | 2 796 🟥 inf |</w:t>
+        <w:t>| Ca | 15.7 | 2 796 🟥 |</w:t>
       </w:r>
     </w:p>
     <w:p>
@@ -3231,7 +3231,7 @@
           <w:rFonts w:ascii="Consolas" w:hAnsi="Consolas"/>
           <w:sz w:val="17"/>
         </w:rPr>
-        <w:t>| Zn | 20.7 inf | 1 290 🟥 inf |</w:t>
+        <w:t>| Zn | 20.7 | 1 290 🟥 |</w:t>
       </w:r>
     </w:p>
     <w:p>
@@ -3241,7 +3241,7 @@
           <w:rFonts w:ascii="Consolas" w:hAnsi="Consolas"/>
           <w:sz w:val="17"/>
         </w:rPr>
-        <w:t>| Mg | — | 18.3 🟥 inf |</w:t>
+        <w:t>| Mg | — | 18.3 🟥 |</w:t>
       </w:r>
     </w:p>
     <w:p>
@@ -3306,7 +3306,7 @@
           <w:color w:val="1A1A1A"/>
           <w:sz w:val="17"/>
         </w:rPr>
-        <w:t>Una fila por equipo-componente observado (columna Detalle de vw_ObservadosDetalle). «Observado» = parámetro fuera de su límite (en especial el condenatorio LC). Los informativos (Ca/Zn/K/Mg, sufijo ' inf') se mencionan aparte, NO marcan observado. Chips desde Detalle: «Fe:C» = Fe 🟥 · «Cr:P» = Cr 🟨.</w:t>
+        <w:t>Una fila por equipo-componente observado (columna Detalle de vw_ObservadosDetalle). «Observado» = parámetro fuera de su límite (en especial el condenatorio LC). Los informativos (Ca/Zn/K/Mg) se mencionan aparte, NO marcan observado. Chips desde Detalle: «Fe:C» = Fe 🟥 · «Cr:P» = Cr 🟨.</w:t>
       </w:r>
     </w:p>
     <w:p>
@@ -3527,7 +3527,7 @@
           <w:color w:val="1A1A1A"/>
           <w:sz w:val="17"/>
         </w:rPr>
-        <w:t>PASO 2 — DETALLE (follow-up «detalle / detalle completo / detalle de todos / de un equipo»). Adapta el formato al ALCANCE (según para qué se pide): (A) TODOS los observados o MUCHOS (más de ~6 equipos) → UNA MATRIZ POR COMPONENTE (ejemplo (A) abajo): filas=equipo, columnas=componentes observados (abrev.), celda=metales de ese comp.; ⛔ NO 25 matrices por-equipo (no caben y el modelo se corta). (B) UN equipo, o POCOS equipos NOMBRADOS (≤6) → la MATRIZ compacta por equipo (formato Excel del área; ejemplo (B) abajo), título «CAxxxx (Comp. Observados) — Fec. dd-MMM». En AMBOS casos los valores llevan chip leído de la columna Detalle (':C'→🟥, ':P'→🟨, sufijo ' inf'→informativo Ca/Zn/K/Mg), críticos arriba; ⛔ NUNCA el esqueleto de 4 grupos (Met.Desg/Contam/Adit/Salud) de último análisis. NUEVO — CUADRO DE LÍMITES (matriz componente×metal): tras la matriz/resumen, añade un cuadro APARTE con los LÍMITES (LP/LC) de SOLO los componentes y metales que salieron observados (filas=componente, columnas=metal, celda=«LP/LC», «—» si ese metal no salió en ese componente); léelos de la columna Detalle (formato 'Cu=24.2(LP3/LC4):C'). Los límites VARÍAN por componente (ej. Cu: MT 10/15, SH 3/4, Motor 3/3.5) → por eso van en su propio cuadro, no en cada celda. ⚡ VELOCIDAD (flota grande): default SOLO críticos + resume los patrones sistémicos (mismo comp+metal en muchos equipos) en 1 línea de texto + OFRECE el resto; ⛔ NO generes 50 filas de matriz de una (satura la generación).</w:t>
+        <w:t>PASO 2 — DETALLE (follow-up «detalle / detalle completo / detalle de todos / de un equipo»). Adapta el formato al ALCANCE (según para qué se pide): (A) TODOS los observados o MUCHOS (más de ~6 equipos) → UNA MATRIZ POR COMPONENTE (ejemplo (A) abajo): filas=equipo, columnas=componentes observados (abrev.), celda=metales de ese comp.; ⛔ NO 25 matrices por-equipo (no caben y el modelo se corta). (B) UN equipo, o POCOS equipos NOMBRADOS (≤6) → la MATRIZ compacta por equipo (formato Excel del área; ejemplo (B) abajo), título «CAxxxx (Comp. Observados) — Fec. dd-MMM». En AMBOS casos los valores llevan chip leído de la columna Detalle (':C'→🟥, ':P'→🟨; informativos Ca/Zn/K/Mg), críticos arriba; ⛔ NUNCA el esqueleto de 4 grupos (Met.Desg/Contam/Adit/Salud) de último análisis. NUEVO — CUADRO DE LÍMITES (matriz componente×metal): tras la matriz/resumen, añade un cuadro APARTE con los LÍMITES (LP/LC) de SOLO los componentes y metales que salieron observados (filas=componente, columnas=metal, celda=«LP/LC», «—» si ese metal no salió en ese componente); léelos de la columna Detalle (formato 'Cu=24.2(LP3/LC4):C'). Los límites VARÍAN por componente (ej. Cu: MT 10/15, SH 3/4, Motor 3/3.5) → por eso van en su propio cuadro, no en cada celda. ⚡ VELOCIDAD (flota grande): default SOLO críticos + resume los patrones sistémicos (mismo comp+metal en muchos equipos) en 1 línea de texto + OFRECE el resto; ⛔ NO generes 50 filas de matriz de una (satura la generación).</w:t>
       </w:r>
     </w:p>
     <w:p>
@@ -3556,7 +3556,7 @@
           <w:color w:val="1A1A1A"/>
           <w:sz w:val="17"/>
         </w:rPr>
-        <w:t>(A) TODOS / MUCHOS (&gt;6 equipos) → MATRIZ POR COMPONENTE — filas=EQUIPO, columnas=los COMPONENTES observados (abrevia: MT LH, MT RH, RD LH, RD RH, Motor, SH; en ese orden). Celda = los metales DETERMINANTES de ESE componente en ese equipo, con chip desde Detalle (críticos 1º); «—» si ese componente está OK o sin muestra. OMITE toda columna de componente que NO tenga ningún observado en la flota. Los informativos (Ca/Zn/K/Mg, ' inf') NO van en la celda: se resumen al pie. Ideal para el barrido (vista rápida de qué componente de qué camión por qué metal):</w:t>
+        <w:t>(A) TODOS / MUCHOS (&gt;6 equipos) → MATRIZ POR COMPONENTE — filas=EQUIPO, columnas=los COMPONENTES observados (abrevia: MT LH, MT RH, RD LH, RD RH, Motor, SH; en ese orden). Celda = los metales DETERMINANTES de ESE componente en ese equipo, con chip desde Detalle (críticos 1º); «—» si ese componente está OK o sin muestra. OMITE toda columna de componente que NO tenga ningún observado en la flota. Los informativos (Ca/Zn/K/Mg) NO van en la celda: se resumen al pie. Ideal para el barrido (vista rápida de qué componente de qué camión por qué metal):</w:t>
       </w:r>
     </w:p>
     <w:p>
@@ -3872,7 +3872,7 @@
           <w:color w:val="1A1A1A"/>
           <w:sz w:val="17"/>
         </w:rPr>
-        <w:t>| Zn inf. | — | 146.2 🟥 |</w:t>
+        <w:t>| Zn | — | 146.2 🟥 |</w:t>
       </w:r>
     </w:p>
     <w:p>
@@ -4008,7 +4008,7 @@
           <w:color w:val="1A1A1A"/>
           <w:sz w:val="17"/>
         </w:rPr>
-        <w:t>Infs_Obs (Ca/Zn/K/Mg) NO mete equipos a la lista, pero en los equipos ya observados SÍ se muestra: en Met. Obs. y como filas del detalle, marcado «inf.» (ej. «Zn 🟥 inf.»). Si un componente del equipo solo tiene informativos (ej. Hidr. con Zn), igual va como columna del detalle.</w:t>
+        <w:t>Infs_Obs (Ca/Zn/K/Mg) NO mete equipos a la lista, pero en los equipos ya observados SÍ se muestra: en Met. Obs. y como filas del detalle (ej. «Zn 🟥»). Si un componente del equipo solo tiene informativos (ej. Hidr. con Zn), igual va como columna del detalle.</w:t>
       </w:r>
     </w:p>
     <w:p>
@@ -4065,7 +4065,7 @@
           <w:rFonts w:ascii="Consolas" w:hAnsi="Consolas"/>
           <w:sz w:val="17"/>
         </w:rPr>
-        <w:t>Fuente: vw_HistorialMuestra (1 fila por MUESTRA, ~2 meses, INCLUYE DDI → marca la fila con CM=DDI). FECHAS en FILAS (más reciente arriba). Cada valor/Met.Obs trae marcador :C/:P → conviértelo a chip 🟥/🟨 (sufijo ' inf'=informativo Ca/Zn/K/Na/Mg), NO recalcules. Columna sin datos se omite. Cierra 📈. Elige la variante según lo que pida el usuario:</w:t>
+        <w:t>Fuente: vw_HistorialMuestra (1 fila por MUESTRA, ~2 meses, INCLUYE DDI → marca la fila con CM=DDI). FECHAS en FILAS (más reciente arriba). Cada valor/Met.Obs trae marcador :C/:P → conviértelo a chip 🟥/🟨, NO recalcules. Columna sin datos se omite. Cierra 📈. Elige la variante según lo que pida el usuario:</w:t>
       </w:r>
     </w:p>
     <w:p>
